--- a/23644171_NguyenVanNam_Week05/23644171_NguyenVanNam_Week05.docx
+++ b/23644171_NguyenVanNam_Week05/23644171_NguyenVanNam_Week05.docx
@@ -47,7 +47,7 @@
         <w:rPr>
           <w:b/>
           <w:bCs/>
-          <w:color w:val="3F51B5"/>
+          <w:color w:val="000000" w:themeColor="text1"/>
           <w:sz w:val="26"/>
           <w:szCs w:val="26"/>
         </w:rPr>
@@ -56,7 +56,7 @@
         <w:rPr>
           <w:b/>
           <w:bCs/>
-          <w:color w:val="3F51B5"/>
+          <w:color w:val="000000" w:themeColor="text1"/>
           <w:sz w:val="26"/>
           <w:szCs w:val="26"/>
         </w:rPr>
@@ -64,7 +64,7 @@
       </w:r>
       <w:r>
         <w:rPr>
-          <w:color w:val="3F51B5"/>
+          <w:color w:val="000000" w:themeColor="text1"/>
           <w:sz w:val="26"/>
           <w:szCs w:val="26"/>
         </w:rPr>
@@ -75,7 +75,7 @@
       <w:pPr>
         <w:spacing w:after="40"/>
         <w:rPr>
-          <w:color w:val="3F51B5"/>
+          <w:color w:val="000000" w:themeColor="text1"/>
           <w:sz w:val="26"/>
           <w:szCs w:val="26"/>
         </w:rPr>
@@ -84,30 +84,67 @@
         <w:rPr>
           <w:b/>
           <w:bCs/>
-          <w:color w:val="3F51B5"/>
+          <w:color w:val="000000" w:themeColor="text1"/>
           <w:sz w:val="26"/>
           <w:szCs w:val="26"/>
         </w:rPr>
-        <w:t>MSSV:</w:t>
-      </w:r>
-      <w:r>
-        <w:rPr>
-          <w:b/>
-          <w:bCs/>
-          <w:color w:val="3F51B5"/>
+        <w:t xml:space="preserve">MSSV: </w:t>
+      </w:r>
+      <w:r>
+        <w:rPr>
+          <w:color w:val="000000" w:themeColor="text1"/>
           <w:sz w:val="26"/>
           <w:szCs w:val="26"/>
         </w:rPr>
-        <w:t xml:space="preserve"> </w:t>
-      </w:r>
-      <w:r>
-        <w:rPr>
-          <w:color w:val="3F51B5"/>
+        <w:t>23644171</w:t>
+      </w:r>
+    </w:p>
+    <w:p>
+      <w:pPr>
+        <w:spacing w:after="40"/>
+        <w:rPr>
+          <w:color w:val="000000" w:themeColor="text1"/>
           <w:sz w:val="26"/>
           <w:szCs w:val="26"/>
         </w:rPr>
-        <w:t>23644171</w:t>
-      </w:r>
+      </w:pPr>
+      <w:r>
+        <w:rPr>
+          <w:color w:val="000000" w:themeColor="text1"/>
+          <w:sz w:val="26"/>
+          <w:szCs w:val="26"/>
+        </w:rPr>
+        <w:t xml:space="preserve">Link github: </w:t>
+      </w:r>
+      <w:hyperlink r:id="rId5" w:history="1">
+        <w:r>
+          <w:rPr>
+            <w:rStyle w:val="Hyperlink"/>
+            <w:color w:val="000000" w:themeColor="text1"/>
+            <w:sz w:val="26"/>
+            <w:szCs w:val="26"/>
+          </w:rPr>
+          <w:t>https://github.com/vannam250320</w:t>
+        </w:r>
+        <w:r>
+          <w:rPr>
+            <w:rStyle w:val="Hyperlink"/>
+            <w:color w:val="000000" w:themeColor="text1"/>
+            <w:sz w:val="26"/>
+            <w:szCs w:val="26"/>
+          </w:rPr>
+          <w:t>0</w:t>
+        </w:r>
+        <w:r>
+          <w:rPr>
+            <w:rStyle w:val="Hyperlink"/>
+            <w:color w:val="000000" w:themeColor="text1"/>
+            <w:sz w:val="26"/>
+            <w:szCs w:val="26"/>
+          </w:rPr>
+          <w:t>5/ReactNative/tree/eae31788cc4d42a95289aea916e66f28b0f5d75d/23644171_NguyenVanNam_Week05</w:t>
+        </w:r>
+      </w:hyperlink>
     </w:p>
     <w:p>
       <w:pPr>
@@ -235,7 +272,7 @@
                     </pic:cNvPicPr>
                   </pic:nvPicPr>
                   <pic:blipFill>
-                    <a:blip r:embed="rId5">
+                    <a:blip r:embed="rId6">
                       <a:extLst>
                         <a:ext uri="{28A0092B-C50C-407E-A947-70E740481C1C}">
                           <a14:useLocalDpi xmlns:a14="http://schemas.microsoft.com/office/drawing/2010/main" val="0"/>
@@ -267,6 +304,9 @@
         <w:spacing w:after="60"/>
       </w:pPr>
       <w:r>
+        <w:rPr>
+          <w:noProof/>
+        </w:rPr>
         <w:drawing>
           <wp:inline distT="0" distB="0" distL="0" distR="0" wp14:anchorId="346E9E6D" wp14:editId="12C08674">
             <wp:extent cx="3635055" cy="5121084"/>
@@ -283,7 +323,7 @@
                     <pic:cNvPicPr/>
                   </pic:nvPicPr>
                   <pic:blipFill>
-                    <a:blip r:embed="rId6"/>
+                    <a:blip r:embed="rId7"/>
                     <a:stretch>
                       <a:fillRect/>
                     </a:stretch>
@@ -316,6 +356,7 @@
           <w:sz w:val="21"/>
           <w:szCs w:val="21"/>
         </w:rPr>
+        <w:lastRenderedPageBreak/>
         <w:t xml:space="preserve">Bài tập 2: </w:t>
       </w:r>
       <w:r>
@@ -360,7 +401,6 @@
         <w:rPr>
           <w:noProof/>
         </w:rPr>
-        <w:lastRenderedPageBreak/>
         <w:drawing>
           <wp:inline distT="0" distB="0" distL="0" distR="0" wp14:anchorId="04BBBEA1" wp14:editId="4C6BEC70">
             <wp:extent cx="4762500" cy="1946885"/>
@@ -379,7 +419,7 @@
                     </pic:cNvPicPr>
                   </pic:nvPicPr>
                   <pic:blipFill>
-                    <a:blip r:embed="rId7">
+                    <a:blip r:embed="rId8">
                       <a:extLst>
                         <a:ext uri="{28A0092B-C50C-407E-A947-70E740481C1C}">
                           <a14:useLocalDpi xmlns:a14="http://schemas.microsoft.com/office/drawing/2010/main" val="0"/>
@@ -418,6 +458,7 @@
         <w:rPr>
           <w:i/>
           <w:iCs/>
+          <w:noProof/>
           <w:color w:val="555555"/>
           <w:sz w:val="21"/>
           <w:szCs w:val="21"/>
@@ -438,7 +479,7 @@
                     <pic:cNvPicPr/>
                   </pic:nvPicPr>
                   <pic:blipFill>
-                    <a:blip r:embed="rId8"/>
+                    <a:blip r:embed="rId9"/>
                     <a:stretch>
                       <a:fillRect/>
                     </a:stretch>
@@ -527,6 +568,9 @@
         <w:spacing w:after="120"/>
       </w:pPr>
       <w:r>
+        <w:rPr>
+          <w:noProof/>
+        </w:rPr>
         <w:lastRenderedPageBreak/>
         <w:drawing>
           <wp:inline distT="0" distB="0" distL="0" distR="0" wp14:anchorId="5493BEE7" wp14:editId="430F8121">
@@ -544,7 +588,7 @@
                     <pic:cNvPicPr/>
                   </pic:nvPicPr>
                   <pic:blipFill>
-                    <a:blip r:embed="rId9"/>
+                    <a:blip r:embed="rId10"/>
                     <a:stretch>
                       <a:fillRect/>
                     </a:stretch>
@@ -691,7 +735,7 @@
                     </pic:cNvPicPr>
                   </pic:nvPicPr>
                   <pic:blipFill>
-                    <a:blip r:embed="rId10">
+                    <a:blip r:embed="rId11">
                       <a:extLst>
                         <a:ext uri="{28A0092B-C50C-407E-A947-70E740481C1C}">
                           <a14:useLocalDpi xmlns:a14="http://schemas.microsoft.com/office/drawing/2010/main" val="0"/>
@@ -728,6 +772,7 @@
       </w:pPr>
       <w:r>
         <w:rPr>
+          <w:noProof/>
           <w:sz w:val="21"/>
           <w:szCs w:val="21"/>
         </w:rPr>
@@ -748,7 +793,7 @@
                     <pic:cNvPicPr/>
                   </pic:nvPicPr>
                   <pic:blipFill>
-                    <a:blip r:embed="rId11"/>
+                    <a:blip r:embed="rId12"/>
                     <a:stretch>
                       <a:fillRect/>
                     </a:stretch>
@@ -844,7 +889,7 @@
                     </pic:cNvPicPr>
                   </pic:nvPicPr>
                   <pic:blipFill>
-                    <a:blip r:embed="rId12">
+                    <a:blip r:embed="rId13">
                       <a:extLst>
                         <a:ext uri="{28A0092B-C50C-407E-A947-70E740481C1C}">
                           <a14:useLocalDpi xmlns:a14="http://schemas.microsoft.com/office/drawing/2010/main" val="0"/>
@@ -881,6 +926,7 @@
       </w:pPr>
       <w:r>
         <w:rPr>
+          <w:noProof/>
           <w:sz w:val="21"/>
           <w:szCs w:val="21"/>
         </w:rPr>
@@ -900,7 +946,7 @@
                     <pic:cNvPicPr/>
                   </pic:nvPicPr>
                   <pic:blipFill>
-                    <a:blip r:embed="rId13"/>
+                    <a:blip r:embed="rId14"/>
                     <a:stretch>
                       <a:fillRect/>
                     </a:stretch>
@@ -980,6 +1026,9 @@
         <w:spacing w:after="120"/>
       </w:pPr>
       <w:r>
+        <w:rPr>
+          <w:noProof/>
+        </w:rPr>
         <w:drawing>
           <wp:inline distT="0" distB="0" distL="0" distR="0" wp14:anchorId="7DB4897C" wp14:editId="120B53E2">
             <wp:extent cx="3215919" cy="5357324"/>
@@ -996,7 +1045,7 @@
                     <pic:cNvPicPr/>
                   </pic:nvPicPr>
                   <pic:blipFill>
-                    <a:blip r:embed="rId14"/>
+                    <a:blip r:embed="rId15"/>
                     <a:stretch>
                       <a:fillRect/>
                     </a:stretch>
@@ -1174,7 +1223,7 @@
                     </pic:cNvPicPr>
                   </pic:nvPicPr>
                   <pic:blipFill>
-                    <a:blip r:embed="rId15">
+                    <a:blip r:embed="rId16">
                       <a:extLst>
                         <a:ext uri="{28A0092B-C50C-407E-A947-70E740481C1C}">
                           <a14:useLocalDpi xmlns:a14="http://schemas.microsoft.com/office/drawing/2010/main" val="0"/>
@@ -1211,6 +1260,7 @@
       </w:pPr>
       <w:r>
         <w:rPr>
+          <w:noProof/>
           <w:sz w:val="21"/>
           <w:szCs w:val="21"/>
         </w:rPr>
@@ -1230,7 +1280,7 @@
                     <pic:cNvPicPr/>
                   </pic:nvPicPr>
                   <pic:blipFill>
-                    <a:blip r:embed="rId16"/>
+                    <a:blip r:embed="rId17"/>
                     <a:stretch>
                       <a:fillRect/>
                     </a:stretch>
@@ -1326,7 +1376,7 @@
                     </pic:cNvPicPr>
                   </pic:nvPicPr>
                   <pic:blipFill>
-                    <a:blip r:embed="rId17">
+                    <a:blip r:embed="rId18">
                       <a:extLst>
                         <a:ext uri="{28A0092B-C50C-407E-A947-70E740481C1C}">
                           <a14:useLocalDpi xmlns:a14="http://schemas.microsoft.com/office/drawing/2010/main" val="0"/>
@@ -1358,6 +1408,9 @@
         <w:spacing w:after="60"/>
       </w:pPr>
       <w:r>
+        <w:rPr>
+          <w:noProof/>
+        </w:rPr>
         <w:drawing>
           <wp:inline distT="0" distB="0" distL="0" distR="0" wp14:anchorId="025DACCE" wp14:editId="5EBB0398">
             <wp:extent cx="3025402" cy="5143946"/>
@@ -1374,7 +1427,7 @@
                     <pic:cNvPicPr/>
                   </pic:nvPicPr>
                   <pic:blipFill>
-                    <a:blip r:embed="rId18"/>
+                    <a:blip r:embed="rId19"/>
                     <a:stretch>
                       <a:fillRect/>
                     </a:stretch>
@@ -1465,6 +1518,9 @@
         <w:spacing w:after="120"/>
       </w:pPr>
       <w:r>
+        <w:rPr>
+          <w:noProof/>
+        </w:rPr>
         <w:drawing>
           <wp:inline distT="0" distB="0" distL="0" distR="0" wp14:anchorId="13AF630B" wp14:editId="4A7745FB">
             <wp:extent cx="3444538" cy="5303980"/>
@@ -1481,7 +1537,7 @@
                     <pic:cNvPicPr/>
                   </pic:nvPicPr>
                   <pic:blipFill>
-                    <a:blip r:embed="rId19"/>
+                    <a:blip r:embed="rId20"/>
                     <a:stretch>
                       <a:fillRect/>
                     </a:stretch>
@@ -1678,7 +1734,7 @@
                     </pic:cNvPicPr>
                   </pic:nvPicPr>
                   <pic:blipFill>
-                    <a:blip r:embed="rId20"/>
+                    <a:blip r:embed="rId21"/>
                     <a:srcRect/>
                     <a:stretch>
                       <a:fillRect/>
@@ -1710,6 +1766,7 @@
       </w:pPr>
       <w:r>
         <w:rPr>
+          <w:noProof/>
           <w:sz w:val="21"/>
           <w:szCs w:val="21"/>
         </w:rPr>
@@ -1730,7 +1787,7 @@
                     <pic:cNvPicPr/>
                   </pic:nvPicPr>
                   <pic:blipFill>
-                    <a:blip r:embed="rId21"/>
+                    <a:blip r:embed="rId22"/>
                     <a:stretch>
                       <a:fillRect/>
                     </a:stretch>
@@ -1826,7 +1883,7 @@
                     </pic:cNvPicPr>
                   </pic:nvPicPr>
                   <pic:blipFill>
-                    <a:blip r:embed="rId22"/>
+                    <a:blip r:embed="rId23"/>
                     <a:srcRect/>
                     <a:stretch>
                       <a:fillRect/>
@@ -1853,6 +1910,9 @@
         <w:spacing w:after="120"/>
       </w:pPr>
       <w:r>
+        <w:rPr>
+          <w:noProof/>
+        </w:rPr>
         <w:lastRenderedPageBreak/>
         <w:drawing>
           <wp:inline distT="0" distB="0" distL="0" distR="0" wp14:anchorId="15DBD3A2" wp14:editId="2D52B5B6">
@@ -1870,7 +1930,7 @@
                     <pic:cNvPicPr/>
                   </pic:nvPicPr>
                   <pic:blipFill>
-                    <a:blip r:embed="rId23"/>
+                    <a:blip r:embed="rId24"/>
                     <a:stretch>
                       <a:fillRect/>
                     </a:stretch>
@@ -2002,7 +2062,7 @@
                     </pic:cNvPicPr>
                   </pic:nvPicPr>
                   <pic:blipFill>
-                    <a:blip r:embed="rId24"/>
+                    <a:blip r:embed="rId25"/>
                     <a:srcRect/>
                     <a:stretch>
                       <a:fillRect/>
@@ -2034,6 +2094,7 @@
       </w:pPr>
       <w:r>
         <w:rPr>
+          <w:noProof/>
           <w:sz w:val="21"/>
           <w:szCs w:val="21"/>
         </w:rPr>
@@ -2054,7 +2115,7 @@
                     <pic:cNvPicPr/>
                   </pic:nvPicPr>
                   <pic:blipFill>
-                    <a:blip r:embed="rId25"/>
+                    <a:blip r:embed="rId26"/>
                     <a:stretch>
                       <a:fillRect/>
                     </a:stretch>
@@ -2150,7 +2211,7 @@
                     </pic:cNvPicPr>
                   </pic:nvPicPr>
                   <pic:blipFill>
-                    <a:blip r:embed="rId26"/>
+                    <a:blip r:embed="rId27"/>
                     <a:srcRect/>
                     <a:stretch>
                       <a:fillRect/>
@@ -2182,6 +2243,7 @@
       </w:pPr>
       <w:r>
         <w:rPr>
+          <w:noProof/>
           <w:sz w:val="21"/>
           <w:szCs w:val="21"/>
         </w:rPr>
@@ -2202,7 +2264,7 @@
                     <pic:cNvPicPr/>
                   </pic:nvPicPr>
                   <pic:blipFill>
-                    <a:blip r:embed="rId27"/>
+                    <a:blip r:embed="rId28"/>
                     <a:stretch>
                       <a:fillRect/>
                     </a:stretch>
@@ -2923,6 +2985,7 @@
   <w:style w:type="character" w:default="1" w:styleId="DefaultParagraphFont">
     <w:name w:val="Default Paragraph Font"/>
     <w:uiPriority w:val="1"/>
+    <w:semiHidden/>
     <w:unhideWhenUsed/>
   </w:style>
   <w:style w:type="table" w:default="1" w:styleId="TableNormal">
@@ -3028,6 +3091,30 @@
     <w:rPr>
       <w:sz w:val="20"/>
       <w:szCs w:val="20"/>
+    </w:rPr>
+  </w:style>
+  <w:style w:type="character" w:styleId="UnresolvedMention">
+    <w:name w:val="Unresolved Mention"/>
+    <w:basedOn w:val="DefaultParagraphFont"/>
+    <w:uiPriority w:val="99"/>
+    <w:semiHidden/>
+    <w:unhideWhenUsed/>
+    <w:rsid w:val="009B000A"/>
+    <w:rPr>
+      <w:color w:val="605E5C"/>
+      <w:shd w:val="clear" w:color="auto" w:fill="E1DFDD"/>
+    </w:rPr>
+  </w:style>
+  <w:style w:type="character" w:styleId="FollowedHyperlink">
+    <w:name w:val="FollowedHyperlink"/>
+    <w:basedOn w:val="DefaultParagraphFont"/>
+    <w:uiPriority w:val="99"/>
+    <w:semiHidden/>
+    <w:unhideWhenUsed/>
+    <w:rsid w:val="009B000A"/>
+    <w:rPr>
+      <w:color w:val="96607D" w:themeColor="followedHyperlink"/>
+      <w:u w:val="single"/>
     </w:rPr>
   </w:style>
 </w:styles>
